--- a/DOFA-Analisis-CIE.docx
+++ b/DOFA-Analisis-CIE.docx
@@ -1143,7 +1143,7 @@
       <w:r>
         <w:drawing>
           <wp:inline xmlns:a="http://schemas.openxmlformats.org/drawingml/2006/main" xmlns:pic="http://schemas.openxmlformats.org/drawingml/2006/picture">
-            <wp:extent cx="5852160" cy="4148271"/>
+            <wp:extent cx="5852160" cy="5232043"/>
             <wp:docPr id="2" name="Picture 2"/>
             <wp:cNvGraphicFramePr>
               <a:graphicFrameLocks noChangeAspect="1"/>
@@ -1164,7 +1164,7 @@
                   <pic:spPr>
                     <a:xfrm>
                       <a:off x="0" y="0"/>
-                      <a:ext cx="5852160" cy="4148271"/>
+                      <a:ext cx="5852160" cy="5232043"/>
                     </a:xfrm>
                     <a:prstGeom prst="rect"/>
                   </pic:spPr>

--- a/DOFA-Analisis-CIE.docx
+++ b/DOFA-Analisis-CIE.docx
@@ -254,7 +254,7 @@
           <w:b w:val="0"/>
           <w:i w:val="0"/>
         </w:rPr>
-        <w:t>El análisis DOFA no se construyó de manera especulativa, sino a partir de la triangulación de varias fuentes de evidencia recolectadas durante la práctica profesional. Esta convergencia de fuentes aumenta la validez del diagnóstico (Méndez, 2015):</w:t>
+        <w:t>El análisis DOFA no se construyó de manera especulativa, sino a partir del contraste de varias fuentes de evidencia recolectadas durante la práctica profesional. Esta convergencia de fuentes aumenta la validez del diagnóstico (Méndez, 2015):</w:t>
       </w:r>
     </w:p>
     <w:p>
